--- a/Link_State_Distance_Vector_Worksheet.docx
+++ b/Link_State_Distance_Vector_Worksheet.docx
@@ -691,6 +691,7 @@
     <w:p>
       <w:r>
         <w:rPr>
+          <w:noProof/>
           <w:lang w:bidi="th-TH"/>
         </w:rPr>
         <w:drawing>
@@ -1434,6 +1435,13 @@
       </w:r>
     </w:p>
     <w:p>
+      <w:pPr>
+        <w:rPr>
+          <w:rFonts w:hint="cs"/>
+          <w:cs/>
+          <w:lang w:bidi="th-TH"/>
+        </w:rPr>
+      </w:pPr>
       <w:r>
         <w:t xml:space="preserve">From C: </w:t>
       </w:r>
@@ -1594,7 +1602,7 @@
           </w:tcPr>
           <w:p>
             <w:r>
-              <w:t>6</w:t>
+              <w:t>11</w:t>
             </w:r>
           </w:p>
         </w:tc>
@@ -2340,7 +2348,17 @@
             <w:tcW w:w="5184" w:type="dxa"/>
             <w:vAlign w:val="center"/>
           </w:tcPr>
-          <w:p/>
+          <w:p>
+            <w:r>
+              <w:t>C and D detect no heartbeat signal</w:t>
+            </w:r>
+            <w:r>
+              <w:t xml:space="preserve">. Other Router learns about it </w:t>
+            </w:r>
+            <w:r>
+              <w:t>via distance vector updates</w:t>
+            </w:r>
+          </w:p>
         </w:tc>
       </w:tr>
       <w:tr>
@@ -2359,6 +2377,12 @@
                 <w:lang w:bidi="th-TH"/>
               </w:rPr>
             </w:pPr>
+            <w:r>
+              <w:rPr>
+                <w:lang w:bidi="th-TH"/>
+              </w:rPr>
+              <w:t>C and D create LSA to announce the link between them is disable.</w:t>
+            </w:r>
           </w:p>
         </w:tc>
         <w:tc>
@@ -2416,14 +2440,12 @@
               </w:rPr>
               <w:t xml:space="preserve">Remove the </w:t>
             </w:r>
-            <w:proofErr w:type="spellStart"/>
             <w:r>
               <w:rPr>
                 <w:lang w:bidi="th-TH"/>
               </w:rPr>
-              <w:t>the</w:t>
-            </w:r>
-            <w:proofErr w:type="spellEnd"/>
+              <w:t>broken</w:t>
+            </w:r>
             <w:r>
               <w:rPr>
                 <w:lang w:bidi="th-TH"/>
@@ -2463,21 +2485,14 @@
             <w:r>
               <w:t xml:space="preserve">Run </w:t>
             </w:r>
-            <w:proofErr w:type="spellStart"/>
-            <w:r>
-              <w:t>Dijas’s</w:t>
-            </w:r>
-            <w:proofErr w:type="spellEnd"/>
-            <w:r>
-              <w:t xml:space="preserve"> link state </w:t>
-            </w:r>
-            <w:proofErr w:type="spellStart"/>
-            <w:r>
-              <w:t>alogorithm</w:t>
-            </w:r>
-            <w:proofErr w:type="spellEnd"/>
-            <w:r>
-              <w:t xml:space="preserve"> without the </w:t>
+            <w:r>
+              <w:t>Dijkstra's Algorithm</w:t>
+            </w:r>
+            <w:r>
+              <w:t xml:space="preserve"> </w:t>
+            </w:r>
+            <w:r>
+              <w:t xml:space="preserve">without the </w:t>
             </w:r>
             <w:r>
               <w:t>disabled</w:t>
@@ -2494,15 +2509,43 @@
           </w:tcPr>
           <w:p>
             <w:r>
-              <w:t xml:space="preserve">The distance at the Routing table </w:t>
+              <w:t xml:space="preserve">The router </w:t>
             </w:r>
             <w:proofErr w:type="gramStart"/>
             <w:r>
-              <w:t>isn’t</w:t>
+              <w:t>recompute</w:t>
             </w:r>
             <w:proofErr w:type="gramEnd"/>
             <w:r>
-              <w:t xml:space="preserve"> changed.</w:t>
+              <w:t xml:space="preserve"> </w:t>
+            </w:r>
+            <w:r>
+              <w:t>Bellman-Ford</w:t>
+            </w:r>
+            <w:r>
+              <w:t xml:space="preserve"> </w:t>
+            </w:r>
+            <w:r>
+              <w:t xml:space="preserve">Algorithm by exchanging </w:t>
+            </w:r>
+            <w:proofErr w:type="gramStart"/>
+            <w:r>
+              <w:t>message</w:t>
+            </w:r>
+            <w:proofErr w:type="gramEnd"/>
+            <w:r>
+              <w:t xml:space="preserve"> between their </w:t>
+            </w:r>
+            <w:proofErr w:type="gramStart"/>
+            <w:r>
+              <w:t>neighbor</w:t>
+            </w:r>
+            <w:proofErr w:type="gramEnd"/>
+            <w:r>
+              <w:t xml:space="preserve"> until the distance vector</w:t>
+            </w:r>
+            <w:r>
+              <w:t xml:space="preserve"> table isn’t changed.</w:t>
             </w:r>
           </w:p>
         </w:tc>
@@ -2916,7 +2959,7 @@
           <w:vertAlign w:val="subscript"/>
           <w:lang w:bidi="th-TH"/>
         </w:rPr>
-        <w:t>B</w:t>
+        <w:t>A</w:t>
       </w:r>
       <w:r>
         <w:rPr>
@@ -2929,7 +2972,7 @@
           <w:vertAlign w:val="subscript"/>
           <w:lang w:bidi="th-TH"/>
         </w:rPr>
-        <w:t>A</w:t>
+        <w:t>B</w:t>
       </w:r>
       <w:r>
         <w:rPr>
@@ -3560,7 +3603,6 @@
       <w:pPr>
         <w:ind w:firstLine="720"/>
         <w:rPr>
-          <w:rFonts w:hint="cs"/>
           <w:cs/>
           <w:lang w:bidi="th-TH"/>
         </w:rPr>
@@ -4283,7 +4325,6 @@
     <w:p>
       <w:pPr>
         <w:rPr>
-          <w:rFonts w:hint="cs"/>
           <w:cs/>
           <w:lang w:bidi="th-TH"/>
         </w:rPr>
@@ -4370,19 +4411,7 @@
         <w:rPr>
           <w:lang w:bidi="th-TH"/>
         </w:rPr>
-        <w:t xml:space="preserve"> I</w:t>
-      </w:r>
-      <w:r>
-        <w:rPr>
-          <w:lang w:bidi="th-TH"/>
-        </w:rPr>
-        <w:t>f they use DV approach</w:t>
-      </w:r>
-      <w:r>
-        <w:rPr>
-          <w:lang w:bidi="th-TH"/>
-        </w:rPr>
-        <w:t>,</w:t>
+        <w:t xml:space="preserve"> If they use DV approach,</w:t>
       </w:r>
       <w:r>
         <w:rPr>
@@ -4424,13 +4453,7 @@
         <w:rPr>
           <w:lang w:bidi="th-TH"/>
         </w:rPr>
-        <w:t>cause</w:t>
-      </w:r>
-      <w:r>
-        <w:rPr>
-          <w:lang w:bidi="th-TH"/>
-        </w:rPr>
-        <w:t xml:space="preserve"> </w:t>
+        <w:t xml:space="preserve">cause </w:t>
       </w:r>
       <w:r>
         <w:rPr>
@@ -4475,7 +4498,6 @@
     <w:p>
       <w:pPr>
         <w:rPr>
-          <w:rFonts w:hint="cs"/>
           <w:cs/>
           <w:lang w:bidi="th-TH"/>
         </w:rPr>

--- a/Link_State_Distance_Vector_Worksheet.docx
+++ b/Link_State_Distance_Vector_Worksheet.docx
@@ -1437,7 +1437,6 @@
     <w:p>
       <w:pPr>
         <w:rPr>
-          <w:rFonts w:hint="cs"/>
           <w:cs/>
           <w:lang w:bidi="th-TH"/>
         </w:rPr>
@@ -2520,10 +2519,7 @@
               <w:t xml:space="preserve"> </w:t>
             </w:r>
             <w:r>
-              <w:t>Bellman-Ford</w:t>
-            </w:r>
-            <w:r>
-              <w:t xml:space="preserve"> </w:t>
+              <w:t xml:space="preserve">Bellman-Ford </w:t>
             </w:r>
             <w:r>
               <w:t xml:space="preserve">Algorithm by exchanging </w:t>
@@ -3313,14 +3309,22 @@
             <w:tcW w:w="3456" w:type="dxa"/>
             <w:vAlign w:val="center"/>
           </w:tcPr>
-          <w:p/>
+          <w:p>
+            <w:r>
+              <w:t>Dijkstra's algorithm</w:t>
+            </w:r>
+          </w:p>
         </w:tc>
         <w:tc>
           <w:tcPr>
             <w:tcW w:w="3456" w:type="dxa"/>
             <w:vAlign w:val="center"/>
           </w:tcPr>
-          <w:p/>
+          <w:p>
+            <w:r>
+              <w:t>Bellman-Ford algorithm</w:t>
+            </w:r>
+          </w:p>
         </w:tc>
       </w:tr>
       <w:tr>
@@ -3588,6 +3592,13 @@
       </w:r>
     </w:p>
     <w:p>
+      <w:pPr>
+        <w:rPr>
+          <w:rFonts w:hint="cs"/>
+          <w:cs/>
+          <w:lang w:bidi="th-TH"/>
+        </w:rPr>
+      </w:pPr>
       <w:r>
         <w:t>You are designing a routing system for an enterprise with 500 routers requiring fast convergence, accurate topology knowledge, efficient routing, and hierarchical design. Choose LS or DV and justify your choice with at least three technical arguments.</w:t>
       </w:r>
@@ -3602,10 +3613,6 @@
     <w:p>
       <w:pPr>
         <w:ind w:firstLine="720"/>
-        <w:rPr>
-          <w:cs/>
-          <w:lang w:bidi="th-TH"/>
-        </w:rPr>
       </w:pPr>
       <w:r>
         <w:t>LS algorithm has measurable complexity(n</w:t>
@@ -3638,7 +3645,13 @@
         <w:t>.</w:t>
       </w:r>
       <w:r>
-        <w:t xml:space="preserve"> when </w:t>
+        <w:t xml:space="preserve"> </w:t>
+      </w:r>
+      <w:r>
+        <w:t>W</w:t>
+      </w:r>
+      <w:r>
+        <w:t xml:space="preserve">hen </w:t>
       </w:r>
       <w:r>
         <w:t>one of the 500 routers</w:t>
@@ -3674,7 +3687,31 @@
         <w:t xml:space="preserve"> </w:t>
       </w:r>
       <w:r>
-        <w:t>Therefore</w:t>
+        <w:t>Furthermor</w:t>
+      </w:r>
+      <w:r>
+        <w:t xml:space="preserve">e, LS </w:t>
+      </w:r>
+      <w:r>
+        <w:t>protocols</w:t>
+      </w:r>
+      <w:r>
+        <w:t xml:space="preserve"> like</w:t>
+      </w:r>
+      <w:r>
+        <w:t xml:space="preserve"> OS</w:t>
+      </w:r>
+      <w:r>
+        <w:t>P</w:t>
+      </w:r>
+      <w:r>
+        <w:t xml:space="preserve">F </w:t>
+      </w:r>
+      <w:r>
+        <w:t xml:space="preserve">support hierarchical </w:t>
+      </w:r>
+      <w:r>
+        <w:t>design. Therefore</w:t>
       </w:r>
       <w:r>
         <w:t>, The LS algorithm must be chosen over DV algorithm.</w:t>
@@ -3692,7 +3729,18 @@
       </w:r>
       <w:r>
         <w:tab/>
-        <w:t xml:space="preserve">Require hardware storage for network Topology </w:t>
+      </w:r>
+      <w:r>
+        <w:t>Maintaining network Topology demands</w:t>
+      </w:r>
+      <w:r>
+        <w:t xml:space="preserve"> hardware storage</w:t>
+      </w:r>
+      <w:r>
+        <w:t>.</w:t>
+      </w:r>
+      <w:r>
+        <w:t xml:space="preserve"> </w:t>
       </w:r>
     </w:p>
     <w:p>
@@ -3701,7 +3749,12 @@
       </w:r>
       <w:r>
         <w:tab/>
-        <w:t xml:space="preserve">Wasting bandwidth </w:t>
+      </w:r>
+      <w:r>
+        <w:t>LSA flooding across the network consumes bandwidth</w:t>
+      </w:r>
+      <w:r>
+        <w:t xml:space="preserve"> </w:t>
       </w:r>
     </w:p>
     <w:p>
@@ -3710,7 +3763,15 @@
       </w:r>
       <w:r>
         <w:tab/>
-        <w:t>Complex</w:t>
+      </w:r>
+      <w:r>
+        <w:t xml:space="preserve">Running </w:t>
+      </w:r>
+      <w:r>
+        <w:t>Dijkstra's algorithm</w:t>
+      </w:r>
+      <w:r>
+        <w:t xml:space="preserve"> required computation resource</w:t>
       </w:r>
     </w:p>
     <w:p>
@@ -5337,7 +5398,7 @@
   <w:style w:type="paragraph" w:default="1" w:styleId="Normal">
     <w:name w:val="Normal"/>
     <w:qFormat/>
-    <w:rsid w:val="00FC693F"/>
+    <w:rsid w:val="00842B44"/>
     <w:rPr>
       <w:rFonts w:ascii="Arial" w:hAnsi="Arial"/>
       <w:sz w:val="20"/>
